--- a/7-G-7/3-week-3/4-worksheet/Computer Worksheet G7 W3.docx
+++ b/7-G-7/3-week-3/4-worksheet/Computer Worksheet G7 W3.docx
@@ -344,21 +344,13 @@
             <w:pPr>
               <w:jc w:val="center"/>
               <w:rPr>
-                <w:rFonts w:asciiTheme="minorBidi" w:hAnsiTheme="minorBidi"/>
-                <w:b/>
-                <w:bCs/>
-                <w:lang w:val="en-GB"/>
+                <w:rFonts w:asciiTheme="minorBidi" w:hAnsiTheme="minorBidi" w:hint="cs"/>
+                <w:b/>
+                <w:bCs/>
+                <w:rtl/>
+                <w:lang w:val="en-GB" w:bidi="ar-EG"/>
               </w:rPr>
             </w:pPr>
-            <w:r>
-              <w:rPr>
-                <w:rFonts w:asciiTheme="minorBidi" w:hAnsiTheme="minorBidi"/>
-                <w:b/>
-                <w:bCs/>
-                <w:lang w:val="en-GB"/>
-              </w:rPr>
-              <w:t>2</w:t>
-            </w:r>
           </w:p>
         </w:tc>
       </w:tr>
@@ -406,9 +398,8 @@
           <w:sz w:val="36"/>
           <w:szCs w:val="36"/>
         </w:rPr>
-        <w:t xml:space="preserve">heet No. </w:t>
-      </w:r>
-      <w:proofErr w:type="gramStart"/>
+        <w:t xml:space="preserve">heet No. (    </w:t>
+      </w:r>
       <w:r>
         <w:rPr>
           <w:rFonts w:ascii="Lucida Bright" w:hAnsi="Lucida Bright"/>
@@ -417,9 +408,8 @@
           <w:sz w:val="36"/>
           <w:szCs w:val="36"/>
         </w:rPr>
-        <w:t xml:space="preserve">(  </w:t>
-      </w:r>
-      <w:proofErr w:type="gramEnd"/>
+        <w:t>3</w:t>
+      </w:r>
       <w:r>
         <w:rPr>
           <w:rFonts w:ascii="Lucida Bright" w:hAnsi="Lucida Bright"/>
@@ -428,40 +418,8 @@
           <w:sz w:val="36"/>
           <w:szCs w:val="36"/>
         </w:rPr>
-        <w:t xml:space="preserve">  </w:t>
-      </w:r>
-      <w:r>
-        <w:rPr>
-          <w:rFonts w:ascii="Lucida Bright" w:hAnsi="Lucida Bright"/>
-          <w:b/>
-          <w:bCs/>
-          <w:sz w:val="36"/>
-          <w:szCs w:val="36"/>
-        </w:rPr>
-        <w:t>3</w:t>
-      </w:r>
-      <w:r>
-        <w:rPr>
-          <w:rFonts w:ascii="Lucida Bright" w:hAnsi="Lucida Bright"/>
-          <w:b/>
-          <w:bCs/>
-          <w:sz w:val="36"/>
-          <w:szCs w:val="36"/>
-        </w:rPr>
-        <w:t xml:space="preserve"> </w:t>
-      </w:r>
-      <w:proofErr w:type="gramStart"/>
-      <w:r>
-        <w:rPr>
-          <w:rFonts w:ascii="Lucida Bright" w:hAnsi="Lucida Bright"/>
-          <w:b/>
-          <w:bCs/>
-          <w:sz w:val="36"/>
-          <w:szCs w:val="36"/>
-        </w:rPr>
-        <w:t xml:space="preserve">  )</w:t>
-      </w:r>
-      <w:proofErr w:type="gramEnd"/>
+        <w:t xml:space="preserve">   )</w:t>
+      </w:r>
     </w:p>
     <w:p>
       <w:pPr>
@@ -580,7 +538,6 @@
         <w:spacing w:line="360" w:lineRule="auto"/>
         <w:jc w:val="right"/>
         <w:rPr>
-          <w:rFonts w:hint="cs"/>
           <w:bCs/>
           <w:sz w:val="52"/>
           <w:szCs w:val="52"/>
@@ -698,7 +655,6 @@
         <w:spacing w:line="360" w:lineRule="auto"/>
         <w:jc w:val="right"/>
         <w:rPr>
-          <w:rFonts w:hint="cs"/>
           <w:bCs/>
           <w:sz w:val="36"/>
           <w:szCs w:val="36"/>
